--- a/documentacion/casosdeuso.docx
+++ b/documentacion/casosdeuso.docx
@@ -2,6 +2,8 @@
 <file path=word/document.xml><?xml version="1.0" encoding="utf-8"?>
 <w:document xmlns:wpc="http://schemas.microsoft.com/office/word/2010/wordprocessingCanvas" xmlns:cx="http://schemas.microsoft.com/office/drawing/2014/chartex" xmlns:cx1="http://schemas.microsoft.com/office/drawing/2015/9/8/chartex" xmlns:cx2="http://schemas.microsoft.com/office/drawing/2015/10/21/chartex" xmlns:cx3="http://schemas.microsoft.com/office/drawing/2016/5/9/chartex" xmlns:cx4="http://schemas.microsoft.com/office/drawing/2016/5/10/chartex" xmlns:cx5="http://schemas.microsoft.com/office/drawing/2016/5/11/chartex" xmlns:cx6="http://schemas.microsoft.com/office/drawing/2016/5/12/chartex" xmlns:cx7="http://schemas.microsoft.com/office/drawing/2016/5/13/chartex" xmlns:cx8="http://schemas.microsoft.com/office/drawing/2016/5/14/chartex" xmlns:mc="http://schemas.openxmlformats.org/markup-compatibility/2006" xmlns:aink="http://schemas.microsoft.com/office/drawing/2016/ink" xmlns:am3d="http://schemas.microsoft.com/office/drawing/2017/model3d" xmlns:o="urn:schemas-microsoft-com:office:office" xmlns:r="http://schemas.openxmlformats.org/officeDocument/2006/relationships" xmlns:m="http://schemas.openxmlformats.org/officeDocument/2006/math" xmlns:v="urn:schemas-microsoft-com:vml" xmlns:wp14="http://schemas.microsoft.com/office/word/2010/wordprocessingDrawing" xmlns:wp="http://schemas.openxmlformats.org/drawingml/2006/wordprocessingDrawing" xmlns:w10="urn:schemas-microsoft-com:office:word" xmlns:w="http://schemas.openxmlformats.org/wordprocessingml/2006/main" xmlns:w14="http://schemas.microsoft.com/office/word/2010/wordml" xmlns:w15="http://schemas.microsoft.com/office/word/2012/wordml" xmlns:w16cid="http://schemas.microsoft.com/office/word/2016/wordml/cid" xmlns:w16se="http://schemas.microsoft.com/office/word/2015/wordml/symex" xmlns:wpg="http://schemas.microsoft.com/office/word/2010/wordprocessingGroup" xmlns:wpi="http://schemas.microsoft.com/office/word/2010/wordprocessingInk" xmlns:wne="http://schemas.microsoft.com/office/word/2006/wordml" xmlns:wps="http://schemas.microsoft.com/office/word/2010/wordprocessingShape" mc:Ignorable="w14 w15 w16se w16cid wp14">
   <w:body>
+    <w:p/>
+    <w:p/>
     <w:p/>
     <w:p>
       <w:r>
@@ -12,23 +14,23 @@
           <wp:anchor distT="0" distB="0" distL="114300" distR="114300" simplePos="0" relativeHeight="251658240" behindDoc="0" locked="0" layoutInCell="1" allowOverlap="1">
             <wp:simplePos x="0" y="0"/>
             <wp:positionH relativeFrom="page">
-              <wp:align>right</wp:align>
+              <wp:align>left</wp:align>
             </wp:positionH>
             <wp:positionV relativeFrom="paragraph">
-              <wp:posOffset>497840</wp:posOffset>
+              <wp:posOffset>479799</wp:posOffset>
             </wp:positionV>
-            <wp:extent cx="7770030" cy="5619750"/>
-            <wp:effectExtent l="0" t="0" r="2540" b="0"/>
+            <wp:extent cx="8051179" cy="5800164"/>
+            <wp:effectExtent l="0" t="0" r="6985" b="0"/>
             <wp:wrapThrough wrapText="bothSides">
               <wp:wrapPolygon edited="0">
                 <wp:start x="0" y="0"/>
-                <wp:lineTo x="0" y="21527"/>
-                <wp:lineTo x="21554" y="21527"/>
-                <wp:lineTo x="21554" y="0"/>
+                <wp:lineTo x="0" y="21496"/>
+                <wp:lineTo x="21568" y="21496"/>
+                <wp:lineTo x="21568" y="0"/>
                 <wp:lineTo x="0" y="0"/>
               </wp:wrapPolygon>
             </wp:wrapThrough>
-            <wp:docPr id="5" name="Imagen 5" descr="D:\3065369\jr\enzy\OntimeBD\Ontimebd\Diagrama de caso de uso (1).png"/>
+            <wp:docPr id="1" name="Imagen 1" descr="D:\3065369\jr\Ontimebd\Diagrama de caso de uso (1).png"/>
             <wp:cNvGraphicFramePr>
               <a:graphicFrameLocks xmlns:a="http://schemas.openxmlformats.org/drawingml/2006/main" noChangeAspect="1"/>
             </wp:cNvGraphicFramePr>
@@ -36,7 +38,7 @@
               <a:graphicData uri="http://schemas.openxmlformats.org/drawingml/2006/picture">
                 <pic:pic xmlns:pic="http://schemas.openxmlformats.org/drawingml/2006/picture">
                   <pic:nvPicPr>
-                    <pic:cNvPr id="0" name="Picture 12" descr="D:\3065369\jr\enzy\OntimeBD\Ontimebd\Diagrama de caso de uso (1).png"/>
+                    <pic:cNvPr id="0" name="Picture 1" descr="D:\3065369\jr\Ontimebd\Diagrama de caso de uso (1).png"/>
                     <pic:cNvPicPr>
                       <a:picLocks noChangeAspect="1" noChangeArrowheads="1"/>
                     </pic:cNvPicPr>
@@ -49,13 +51,13 @@
                         </a:ext>
                       </a:extLst>
                     </a:blip>
-                    <a:srcRect t="10630" b="33465"/>
+                    <a:srcRect t="10987" b="33329"/>
                     <a:stretch/>
                   </pic:blipFill>
                   <pic:spPr bwMode="auto">
                     <a:xfrm>
                       <a:off x="0" y="0"/>
-                      <a:ext cx="7770030" cy="5619750"/>
+                      <a:ext cx="8051179" cy="5800164"/>
                     </a:xfrm>
                     <a:prstGeom prst="rect">
                       <a:avLst/>
@@ -84,9 +86,10 @@
       </w:r>
     </w:p>
     <w:p/>
-    <w:p/>
-    <w:p/>
-    <w:p/>
+    <w:p>
+      <w:bookmarkStart w:id="0" w:name="_GoBack"/>
+      <w:bookmarkEnd w:id="0"/>
+    </w:p>
     <w:tbl>
       <w:tblPr>
         <w:tblStyle w:val="Tablaconcuadrcula1clara-nfasis4"/>
@@ -176,8 +179,6 @@
             <w:pPr>
               <w:cnfStyle w:val="000000000000" w:firstRow="0" w:lastRow="0" w:firstColumn="0" w:lastColumn="0" w:oddVBand="0" w:evenVBand="0" w:oddHBand="0" w:evenHBand="0" w:firstRowFirstColumn="0" w:firstRowLastColumn="0" w:lastRowFirstColumn="0" w:lastRowLastColumn="0"/>
             </w:pPr>
-            <w:bookmarkStart w:id="0" w:name="_GoBack"/>
-            <w:bookmarkEnd w:id="0"/>
             <w:r>
               <w:t>el sistema validará la información y se almacenará en la base de datos.</w:t>
             </w:r>
@@ -5738,7 +5739,7 @@
 </file>
 
 <file path=customXml/itemProps1.xml><?xml version="1.0" encoding="utf-8"?>
-<ds:datastoreItem xmlns:ds="http://schemas.openxmlformats.org/officeDocument/2006/customXml" ds:itemID="{0283086B-9A3D-4B0A-A457-FB3FA57EB48C}">
+<ds:datastoreItem xmlns:ds="http://schemas.openxmlformats.org/officeDocument/2006/customXml" ds:itemID="{E7623796-AB30-4AEC-B7F4-9D16F170BE57}">
   <ds:schemaRefs>
     <ds:schemaRef ds:uri="http://schemas.openxmlformats.org/officeDocument/2006/bibliography"/>
   </ds:schemaRefs>

--- a/documentacion/casosdeuso.docx
+++ b/documentacion/casosdeuso.docx
@@ -2,10 +2,9 @@
 <file path=word/document.xml><?xml version="1.0" encoding="utf-8"?>
 <w:document xmlns:wpc="http://schemas.microsoft.com/office/word/2010/wordprocessingCanvas" xmlns:cx="http://schemas.microsoft.com/office/drawing/2014/chartex" xmlns:cx1="http://schemas.microsoft.com/office/drawing/2015/9/8/chartex" xmlns:cx2="http://schemas.microsoft.com/office/drawing/2015/10/21/chartex" xmlns:cx3="http://schemas.microsoft.com/office/drawing/2016/5/9/chartex" xmlns:cx4="http://schemas.microsoft.com/office/drawing/2016/5/10/chartex" xmlns:cx5="http://schemas.microsoft.com/office/drawing/2016/5/11/chartex" xmlns:cx6="http://schemas.microsoft.com/office/drawing/2016/5/12/chartex" xmlns:cx7="http://schemas.microsoft.com/office/drawing/2016/5/13/chartex" xmlns:cx8="http://schemas.microsoft.com/office/drawing/2016/5/14/chartex" xmlns:mc="http://schemas.openxmlformats.org/markup-compatibility/2006" xmlns:aink="http://schemas.microsoft.com/office/drawing/2016/ink" xmlns:am3d="http://schemas.microsoft.com/office/drawing/2017/model3d" xmlns:o="urn:schemas-microsoft-com:office:office" xmlns:r="http://schemas.openxmlformats.org/officeDocument/2006/relationships" xmlns:m="http://schemas.openxmlformats.org/officeDocument/2006/math" xmlns:v="urn:schemas-microsoft-com:vml" xmlns:wp14="http://schemas.microsoft.com/office/word/2010/wordprocessingDrawing" xmlns:wp="http://schemas.openxmlformats.org/drawingml/2006/wordprocessingDrawing" xmlns:w10="urn:schemas-microsoft-com:office:word" xmlns:w="http://schemas.openxmlformats.org/wordprocessingml/2006/main" xmlns:w14="http://schemas.microsoft.com/office/word/2010/wordml" xmlns:w15="http://schemas.microsoft.com/office/word/2012/wordml" xmlns:w16cid="http://schemas.microsoft.com/office/word/2016/wordml/cid" xmlns:w16se="http://schemas.microsoft.com/office/word/2015/wordml/symex" xmlns:wpg="http://schemas.microsoft.com/office/word/2010/wordprocessingGroup" xmlns:wpi="http://schemas.microsoft.com/office/word/2010/wordprocessingInk" xmlns:wne="http://schemas.microsoft.com/office/word/2006/wordml" xmlns:wps="http://schemas.microsoft.com/office/word/2010/wordprocessingShape" mc:Ignorable="w14 w15 w16se w16cid wp14">
   <w:body>
-    <w:p/>
-    <w:p/>
-    <w:p/>
     <w:p>
+      <w:bookmarkStart w:id="0" w:name="_GoBack"/>
+      <w:bookmarkEnd w:id="0"/>
       <w:r>
         <w:rPr>
           <w:noProof/>
@@ -17,20 +16,20 @@
               <wp:align>left</wp:align>
             </wp:positionH>
             <wp:positionV relativeFrom="paragraph">
-              <wp:posOffset>479799</wp:posOffset>
+              <wp:posOffset>500380</wp:posOffset>
             </wp:positionV>
-            <wp:extent cx="8051179" cy="5800164"/>
-            <wp:effectExtent l="0" t="0" r="6985" b="0"/>
+            <wp:extent cx="7615778" cy="5638165"/>
+            <wp:effectExtent l="0" t="0" r="4445" b="635"/>
             <wp:wrapThrough wrapText="bothSides">
               <wp:wrapPolygon edited="0">
                 <wp:start x="0" y="0"/>
-                <wp:lineTo x="0" y="21496"/>
-                <wp:lineTo x="21568" y="21496"/>
-                <wp:lineTo x="21568" y="0"/>
+                <wp:lineTo x="0" y="21529"/>
+                <wp:lineTo x="21559" y="21529"/>
+                <wp:lineTo x="21559" y="0"/>
                 <wp:lineTo x="0" y="0"/>
               </wp:wrapPolygon>
             </wp:wrapThrough>
-            <wp:docPr id="1" name="Imagen 1" descr="D:\3065369\jr\Ontimebd\Diagrama de caso de uso (1).png"/>
+            <wp:docPr id="2" name="Imagen 2" descr="D:\3065369\jr\Ontimebd\gestion de nomina diagrama.png"/>
             <wp:cNvGraphicFramePr>
               <a:graphicFrameLocks xmlns:a="http://schemas.openxmlformats.org/drawingml/2006/main" noChangeAspect="1"/>
             </wp:cNvGraphicFramePr>
@@ -38,7 +37,7 @@
               <a:graphicData uri="http://schemas.openxmlformats.org/drawingml/2006/picture">
                 <pic:pic xmlns:pic="http://schemas.openxmlformats.org/drawingml/2006/picture">
                   <pic:nvPicPr>
-                    <pic:cNvPr id="0" name="Picture 1" descr="D:\3065369\jr\Ontimebd\Diagrama de caso de uso (1).png"/>
+                    <pic:cNvPr id="0" name="Picture 1" descr="D:\3065369\jr\Ontimebd\gestion de nomina diagrama.png"/>
                     <pic:cNvPicPr>
                       <a:picLocks noChangeAspect="1" noChangeArrowheads="1"/>
                     </pic:cNvPicPr>
@@ -51,13 +50,13 @@
                         </a:ext>
                       </a:extLst>
                     </a:blip>
-                    <a:srcRect t="10987" b="33329"/>
+                    <a:srcRect t="10367" r="3226" b="33334"/>
                     <a:stretch/>
                   </pic:blipFill>
                   <pic:spPr bwMode="auto">
                     <a:xfrm>
                       <a:off x="0" y="0"/>
-                      <a:ext cx="8051179" cy="5800164"/>
+                      <a:ext cx="7615778" cy="5638165"/>
                     </a:xfrm>
                     <a:prstGeom prst="rect">
                       <a:avLst/>
@@ -86,10 +85,10 @@
       </w:r>
     </w:p>
     <w:p/>
-    <w:p>
-      <w:bookmarkStart w:id="0" w:name="_GoBack"/>
-      <w:bookmarkEnd w:id="0"/>
-    </w:p>
+    <w:p/>
+    <w:p/>
+    <w:p/>
+    <w:p/>
     <w:tbl>
       <w:tblPr>
         <w:tblStyle w:val="Tablaconcuadrcula1clara-nfasis4"/>
@@ -541,7 +540,10 @@
               <w:cnfStyle w:val="000000000000" w:firstRow="0" w:lastRow="0" w:firstColumn="0" w:lastColumn="0" w:oddVBand="0" w:evenVBand="0" w:oddHBand="0" w:evenHBand="0" w:firstRowFirstColumn="0" w:firstRowLastColumn="0" w:lastRowFirstColumn="0" w:lastRowLastColumn="0"/>
             </w:pPr>
             <w:r>
-              <w:t>El usuario deberá ingresar datos para que el sistema verifique los datos</w:t>
+              <w:t>El usuario deberá ingresar datos para que el sistema verifique</w:t>
+            </w:r>
+            <w:r>
+              <w:t>.</w:t>
             </w:r>
           </w:p>
         </w:tc>
@@ -640,6 +642,9 @@
             <w:r>
               <w:t>El sistema validara los datos</w:t>
             </w:r>
+            <w:r>
+              <w:t>.</w:t>
+            </w:r>
           </w:p>
           <w:p>
             <w:pPr>
@@ -658,6 +663,9 @@
             <w:r>
               <w:t>El sistema verifica que todos los campos de datos estén completos</w:t>
             </w:r>
+            <w:r>
+              <w:t>.</w:t>
+            </w:r>
           </w:p>
           <w:p>
             <w:pPr>
@@ -674,7 +682,10 @@
               <w:cnfStyle w:val="000000000000" w:firstRow="0" w:lastRow="0" w:firstColumn="0" w:lastColumn="0" w:oddVBand="0" w:evenVBand="0" w:oddHBand="0" w:evenHBand="0" w:firstRowFirstColumn="0" w:firstRowLastColumn="0" w:lastRowFirstColumn="0" w:lastRowLastColumn="0"/>
             </w:pPr>
             <w:r>
-              <w:t>El sistema deberá consultar la base de datos para verificar la existencia y validar</w:t>
+              <w:t>El sistema deberá consultar la base de datos para verificar la existencia</w:t>
+            </w:r>
+            <w:r>
+              <w:t>.</w:t>
             </w:r>
           </w:p>
           <w:p>
@@ -2938,6 +2949,34 @@
               <w:t xml:space="preserve">El sistema genera un informe con la nomina </w:t>
             </w:r>
           </w:p>
+          <w:p>
+            <w:pPr>
+              <w:pStyle w:val="Prrafodelista"/>
+              <w:cnfStyle w:val="000000000000" w:firstRow="0" w:lastRow="0" w:firstColumn="0" w:lastColumn="0" w:oddVBand="0" w:evenVBand="0" w:oddHBand="0" w:evenHBand="0" w:firstRowFirstColumn="0" w:firstRowLastColumn="0" w:lastRowFirstColumn="0" w:lastRowLastColumn="0"/>
+            </w:pPr>
+          </w:p>
+          <w:p>
+            <w:pPr>
+              <w:pStyle w:val="Prrafodelista"/>
+              <w:numPr>
+                <w:ilvl w:val="0"/>
+                <w:numId w:val="11"/>
+              </w:numPr>
+              <w:cnfStyle w:val="000000000000" w:firstRow="0" w:lastRow="0" w:firstColumn="0" w:lastColumn="0" w:oddVBand="0" w:evenVBand="0" w:oddHBand="0" w:evenHBand="0" w:firstRowFirstColumn="0" w:firstRowLastColumn="0" w:lastRowFirstColumn="0" w:lastRowLastColumn="0"/>
+            </w:pPr>
+            <w:r>
+              <w:t xml:space="preserve">El sistema podrá generar de manera individual </w:t>
+            </w:r>
+            <w:r>
+              <w:t xml:space="preserve">un reporte de </w:t>
+            </w:r>
+            <w:r>
+              <w:t>nómina</w:t>
+            </w:r>
+            <w:r>
+              <w:t xml:space="preserve"> para el empleado</w:t>
+            </w:r>
+          </w:p>
         </w:tc>
       </w:tr>
       <w:tr>
@@ -3097,7 +3136,13 @@
               <w:t xml:space="preserve">El sistema permitirá al administrador y al contador generar reportes </w:t>
             </w:r>
             <w:r>
-              <w:t xml:space="preserve">sobre asistencias, reportes de nomina </w:t>
+              <w:t>sobre asistencias</w:t>
+            </w:r>
+            <w:r>
+              <w:t xml:space="preserve"> y </w:t>
+            </w:r>
+            <w:r>
+              <w:t xml:space="preserve">de nomina </w:t>
             </w:r>
           </w:p>
         </w:tc>
@@ -5739,7 +5784,7 @@
 </file>
 
 <file path=customXml/itemProps1.xml><?xml version="1.0" encoding="utf-8"?>
-<ds:datastoreItem xmlns:ds="http://schemas.openxmlformats.org/officeDocument/2006/customXml" ds:itemID="{E7623796-AB30-4AEC-B7F4-9D16F170BE57}">
+<ds:datastoreItem xmlns:ds="http://schemas.openxmlformats.org/officeDocument/2006/customXml" ds:itemID="{28C19A36-A4CB-4BD8-92F5-AABC22C38CF5}">
   <ds:schemaRefs>
     <ds:schemaRef ds:uri="http://schemas.openxmlformats.org/officeDocument/2006/bibliography"/>
   </ds:schemaRefs>
